--- a/FSD - Designing a Dynamic Frontend with React/FSD - Designing a Dynamic Frontend with React Day 11 - 24-03-2026.docx
+++ b/FSD - Designing a Dynamic Frontend with React/FSD - Designing a Dynamic Frontend with React Day 11 - 24-03-2026.docx
@@ -961,6 +961,542 @@
         </w:rPr>
         <w:t>}</w:t>
       </w:r>
+    </w:p>
+    <w:p>
+      <w:pPr>
+        <w:rPr>
+          <w:lang w:val="en-US"/>
+        </w:rPr>
+      </w:pPr>
+    </w:p>
+    <w:p>
+      <w:pPr>
+        <w:rPr>
+          <w:lang w:val="en-US"/>
+        </w:rPr>
+      </w:pPr>
+      <w:r>
+        <w:rPr>
+          <w:lang w:val="en-US"/>
+        </w:rPr>
+        <w:t xml:space="preserve">Testing </w:t>
+      </w:r>
+      <w:proofErr w:type="gramStart"/>
+      <w:r>
+        <w:rPr>
+          <w:lang w:val="en-US"/>
+        </w:rPr>
+        <w:t>suite :</w:t>
+      </w:r>
+      <w:proofErr w:type="gramEnd"/>
+      <w:r>
+        <w:rPr>
+          <w:lang w:val="en-US"/>
+        </w:rPr>
+        <w:t xml:space="preserve"> </w:t>
+      </w:r>
+      <w:proofErr w:type="gramStart"/>
+      <w:r>
+        <w:rPr>
+          <w:lang w:val="en-US"/>
+        </w:rPr>
+        <w:t>describe</w:t>
+      </w:r>
+      <w:proofErr w:type="gramEnd"/>
+      <w:r>
+        <w:rPr>
+          <w:lang w:val="en-US"/>
+        </w:rPr>
+        <w:t xml:space="preserve"> function help to create test suite. Testing suite </w:t>
+      </w:r>
+      <w:proofErr w:type="gramStart"/>
+      <w:r>
+        <w:rPr>
+          <w:lang w:val="en-US"/>
+        </w:rPr>
+        <w:t>is contains</w:t>
+      </w:r>
+      <w:proofErr w:type="gramEnd"/>
+      <w:r>
+        <w:rPr>
+          <w:lang w:val="en-US"/>
+        </w:rPr>
+        <w:t xml:space="preserve"> which can hold one test case. </w:t>
+      </w:r>
+    </w:p>
+    <w:p>
+      <w:pPr>
+        <w:rPr>
+          <w:lang w:val="en-US"/>
+        </w:rPr>
+      </w:pPr>
+      <w:proofErr w:type="gramStart"/>
+      <w:r>
+        <w:rPr>
+          <w:lang w:val="en-US"/>
+        </w:rPr>
+        <w:t>describe(</w:t>
+      </w:r>
+      <w:proofErr w:type="gramEnd"/>
+      <w:r>
+        <w:rPr>
+          <w:lang w:val="en-US"/>
+        </w:rPr>
+        <w:t>“Hello Components testing</w:t>
+      </w:r>
+      <w:proofErr w:type="gramStart"/>
+      <w:r>
+        <w:rPr>
+          <w:lang w:val="en-US"/>
+        </w:rPr>
+        <w:t>”,(</w:t>
+      </w:r>
+      <w:proofErr w:type="gramEnd"/>
+      <w:r>
+        <w:rPr>
+          <w:lang w:val="en-US"/>
+        </w:rPr>
+        <w:t>)=&gt; {</w:t>
+      </w:r>
+    </w:p>
+    <w:p>
+      <w:pPr>
+        <w:rPr>
+          <w:lang w:val="en-US"/>
+        </w:rPr>
+      </w:pPr>
+    </w:p>
+    <w:p>
+      <w:pPr>
+        <w:rPr>
+          <w:lang w:val="en-US"/>
+        </w:rPr>
+      </w:pPr>
+      <w:r>
+        <w:rPr>
+          <w:lang w:val="en-US"/>
+        </w:rPr>
+        <w:t>})</w:t>
+      </w:r>
+    </w:p>
+    <w:p>
+      <w:pPr>
+        <w:rPr>
+          <w:lang w:val="en-US"/>
+        </w:rPr>
+      </w:pPr>
+      <w:r>
+        <w:rPr>
+          <w:lang w:val="en-US"/>
+        </w:rPr>
+        <w:t xml:space="preserve">Test </w:t>
+      </w:r>
+      <w:proofErr w:type="gramStart"/>
+      <w:r>
+        <w:rPr>
+          <w:lang w:val="en-US"/>
+        </w:rPr>
+        <w:t>case :</w:t>
+      </w:r>
+      <w:proofErr w:type="gramEnd"/>
+      <w:r>
+        <w:rPr>
+          <w:lang w:val="en-US"/>
+        </w:rPr>
+        <w:t xml:space="preserve"> test case </w:t>
+      </w:r>
+      <w:proofErr w:type="gramStart"/>
+      <w:r>
+        <w:rPr>
+          <w:lang w:val="en-US"/>
+        </w:rPr>
+        <w:t>a type</w:t>
+      </w:r>
+      <w:proofErr w:type="gramEnd"/>
+      <w:r>
+        <w:rPr>
+          <w:lang w:val="en-US"/>
+        </w:rPr>
+        <w:t xml:space="preserve"> of function which </w:t>
+      </w:r>
+      <w:proofErr w:type="gramStart"/>
+      <w:r>
+        <w:rPr>
+          <w:lang w:val="en-US"/>
+        </w:rPr>
+        <w:t>help</w:t>
+      </w:r>
+      <w:proofErr w:type="gramEnd"/>
+      <w:r>
+        <w:rPr>
+          <w:lang w:val="en-US"/>
+        </w:rPr>
+        <w:t xml:space="preserve"> to test </w:t>
+      </w:r>
+      <w:proofErr w:type="gramStart"/>
+      <w:r>
+        <w:rPr>
+          <w:lang w:val="en-US"/>
+        </w:rPr>
+        <w:t>particular test</w:t>
+      </w:r>
+      <w:proofErr w:type="gramEnd"/>
+      <w:r>
+        <w:rPr>
+          <w:lang w:val="en-US"/>
+        </w:rPr>
+        <w:t xml:space="preserve"> functionality. </w:t>
+      </w:r>
+    </w:p>
+    <w:p>
+      <w:pPr>
+        <w:rPr>
+          <w:lang w:val="en-US"/>
+        </w:rPr>
+      </w:pPr>
+      <w:r>
+        <w:rPr>
+          <w:lang w:val="en-US"/>
+        </w:rPr>
+        <w:t>test(“message</w:t>
+      </w:r>
+      <w:proofErr w:type="gramStart"/>
+      <w:r>
+        <w:rPr>
+          <w:lang w:val="en-US"/>
+        </w:rPr>
+        <w:t>”,(</w:t>
+      </w:r>
+      <w:proofErr w:type="gramEnd"/>
+      <w:r>
+        <w:rPr>
+          <w:lang w:val="en-US"/>
+        </w:rPr>
+        <w:t>)=&gt; {</w:t>
+      </w:r>
+    </w:p>
+    <w:p>
+      <w:pPr>
+        <w:rPr>
+          <w:lang w:val="en-US"/>
+        </w:rPr>
+      </w:pPr>
+    </w:p>
+    <w:p>
+      <w:pPr>
+        <w:rPr>
+          <w:lang w:val="en-US"/>
+        </w:rPr>
+      </w:pPr>
+      <w:r>
+        <w:rPr>
+          <w:lang w:val="en-US"/>
+        </w:rPr>
+        <w:t>})</w:t>
+      </w:r>
+    </w:p>
+    <w:p>
+      <w:pPr>
+        <w:rPr>
+          <w:lang w:val="en-US"/>
+        </w:rPr>
+      </w:pPr>
+    </w:p>
+    <w:p>
+      <w:pPr>
+        <w:rPr>
+          <w:lang w:val="en-US"/>
+        </w:rPr>
+      </w:pPr>
+    </w:p>
+    <w:p>
+      <w:pPr>
+        <w:rPr>
+          <w:lang w:val="en-US"/>
+        </w:rPr>
+      </w:pPr>
+    </w:p>
+    <w:p>
+      <w:pPr>
+        <w:rPr>
+          <w:lang w:val="en-US"/>
+        </w:rPr>
+      </w:pPr>
+    </w:p>
+    <w:p>
+      <w:pPr>
+        <w:rPr>
+          <w:lang w:val="en-US"/>
+        </w:rPr>
+      </w:pPr>
+    </w:p>
+    <w:p>
+      <w:pPr>
+        <w:rPr>
+          <w:lang w:val="en-US"/>
+        </w:rPr>
+      </w:pPr>
+    </w:p>
+    <w:p>
+      <w:pPr>
+        <w:rPr>
+          <w:lang w:val="en-US"/>
+        </w:rPr>
+      </w:pPr>
+    </w:p>
+    <w:p>
+      <w:pPr>
+        <w:rPr>
+          <w:lang w:val="en-US"/>
+        </w:rPr>
+      </w:pPr>
+      <w:proofErr w:type="gramStart"/>
+      <w:r>
+        <w:rPr>
+          <w:lang w:val="en-US"/>
+        </w:rPr>
+        <w:lastRenderedPageBreak/>
+        <w:t>describe(</w:t>
+      </w:r>
+      <w:proofErr w:type="gramEnd"/>
+      <w:r>
+        <w:rPr>
+          <w:lang w:val="en-US"/>
+        </w:rPr>
+        <w:t>“Hello Components testing</w:t>
+      </w:r>
+      <w:proofErr w:type="gramStart"/>
+      <w:r>
+        <w:rPr>
+          <w:lang w:val="en-US"/>
+        </w:rPr>
+        <w:t>”,(</w:t>
+      </w:r>
+      <w:proofErr w:type="gramEnd"/>
+      <w:r>
+        <w:rPr>
+          <w:lang w:val="en-US"/>
+        </w:rPr>
+        <w:t>)=&gt; {</w:t>
+      </w:r>
+    </w:p>
+    <w:p>
+      <w:pPr>
+        <w:rPr>
+          <w:lang w:val="en-US"/>
+        </w:rPr>
+      </w:pPr>
+      <w:r>
+        <w:rPr>
+          <w:lang w:val="en-US"/>
+        </w:rPr>
+        <w:tab/>
+      </w:r>
+      <w:proofErr w:type="gramStart"/>
+      <w:r>
+        <w:rPr>
+          <w:lang w:val="en-US"/>
+        </w:rPr>
+        <w:t>test(</w:t>
+      </w:r>
+      <w:proofErr w:type="gramEnd"/>
+      <w:r>
+        <w:rPr>
+          <w:lang w:val="en-US"/>
+        </w:rPr>
+        <w:t>“</w:t>
+      </w:r>
+      <w:proofErr w:type="gramStart"/>
+      <w:r>
+        <w:rPr>
+          <w:lang w:val="en-US"/>
+        </w:rPr>
+        <w:t>”,(</w:t>
+      </w:r>
+      <w:proofErr w:type="gramEnd"/>
+      <w:r>
+        <w:rPr>
+          <w:lang w:val="en-US"/>
+        </w:rPr>
+        <w:t>)=&gt; {</w:t>
+      </w:r>
+    </w:p>
+    <w:p>
+      <w:pPr>
+        <w:rPr>
+          <w:lang w:val="en-US"/>
+        </w:rPr>
+      </w:pPr>
+    </w:p>
+    <w:p>
+      <w:pPr>
+        <w:ind w:firstLine="720"/>
+        <w:rPr>
+          <w:lang w:val="en-US"/>
+        </w:rPr>
+      </w:pPr>
+      <w:r>
+        <w:rPr>
+          <w:lang w:val="en-US"/>
+        </w:rPr>
+        <w:t>})</w:t>
+      </w:r>
+    </w:p>
+    <w:p>
+      <w:pPr>
+        <w:ind w:firstLine="720"/>
+        <w:rPr>
+          <w:lang w:val="en-US"/>
+        </w:rPr>
+      </w:pPr>
+    </w:p>
+    <w:p>
+      <w:pPr>
+        <w:ind w:firstLine="720"/>
+        <w:rPr>
+          <w:lang w:val="en-US"/>
+        </w:rPr>
+      </w:pPr>
+      <w:proofErr w:type="gramStart"/>
+      <w:r>
+        <w:rPr>
+          <w:lang w:val="en-US"/>
+        </w:rPr>
+        <w:t>test(</w:t>
+      </w:r>
+      <w:proofErr w:type="gramEnd"/>
+      <w:r>
+        <w:rPr>
+          <w:lang w:val="en-US"/>
+        </w:rPr>
+        <w:t>“</w:t>
+      </w:r>
+      <w:proofErr w:type="gramStart"/>
+      <w:r>
+        <w:rPr>
+          <w:lang w:val="en-US"/>
+        </w:rPr>
+        <w:t>”,(</w:t>
+      </w:r>
+      <w:proofErr w:type="gramEnd"/>
+      <w:r>
+        <w:rPr>
+          <w:lang w:val="en-US"/>
+        </w:rPr>
+        <w:t>)=&gt; {</w:t>
+      </w:r>
+    </w:p>
+    <w:p>
+      <w:pPr>
+        <w:rPr>
+          <w:lang w:val="en-US"/>
+        </w:rPr>
+      </w:pPr>
+    </w:p>
+    <w:p>
+      <w:pPr>
+        <w:ind w:firstLine="720"/>
+        <w:rPr>
+          <w:lang w:val="en-US"/>
+        </w:rPr>
+      </w:pPr>
+      <w:r>
+        <w:rPr>
+          <w:lang w:val="en-US"/>
+        </w:rPr>
+        <w:t>})</w:t>
+      </w:r>
+    </w:p>
+    <w:p>
+      <w:pPr>
+        <w:ind w:firstLine="720"/>
+        <w:rPr>
+          <w:lang w:val="en-US"/>
+        </w:rPr>
+      </w:pPr>
+    </w:p>
+    <w:p>
+      <w:pPr>
+        <w:rPr>
+          <w:lang w:val="en-US"/>
+        </w:rPr>
+      </w:pPr>
+      <w:r>
+        <w:rPr>
+          <w:lang w:val="en-US"/>
+        </w:rPr>
+        <w:t>})</w:t>
+      </w:r>
+    </w:p>
+    <w:p>
+      <w:pPr>
+        <w:rPr>
+          <w:lang w:val="en-US"/>
+        </w:rPr>
+      </w:pPr>
+    </w:p>
+    <w:p>
+      <w:pPr>
+        <w:rPr>
+          <w:lang w:val="en-US"/>
+        </w:rPr>
+      </w:pPr>
+      <w:r>
+        <w:rPr>
+          <w:lang w:val="en-US"/>
+        </w:rPr>
+        <w:t xml:space="preserve">To run the testing </w:t>
+      </w:r>
+    </w:p>
+    <w:p>
+      <w:pPr>
+        <w:rPr>
+          <w:lang w:val="en-US"/>
+        </w:rPr>
+      </w:pPr>
+    </w:p>
+    <w:p>
+      <w:pPr>
+        <w:rPr>
+          <w:lang w:val="en-US"/>
+        </w:rPr>
+      </w:pPr>
+      <w:proofErr w:type="spellStart"/>
+      <w:r>
+        <w:rPr>
+          <w:highlight w:val="yellow"/>
+          <w:lang w:val="en-US"/>
+        </w:rPr>
+        <w:t>npm</w:t>
+      </w:r>
+      <w:proofErr w:type="spellEnd"/>
+      <w:r>
+        <w:rPr>
+          <w:highlight w:val="yellow"/>
+          <w:lang w:val="en-US"/>
+        </w:rPr>
+        <w:t xml:space="preserve"> run test</w:t>
+      </w:r>
+      <w:r>
+        <w:rPr>
+          <w:lang w:val="en-US"/>
+        </w:rPr>
+        <w:t xml:space="preserve"> </w:t>
+      </w:r>
+    </w:p>
+    <w:p>
+      <w:pPr>
+        <w:rPr>
+          <w:lang w:val="en-US"/>
+        </w:rPr>
+      </w:pPr>
+    </w:p>
+    <w:p>
+      <w:pPr>
+        <w:rPr>
+          <w:lang w:val="en-US"/>
+        </w:rPr>
+      </w:pPr>
     </w:p>
     <w:p>
       <w:pPr>

--- a/FSD - Designing a Dynamic Frontend with React/FSD - Designing a Dynamic Frontend with React Day 11 - 24-03-2026.docx
+++ b/FSD - Designing a Dynamic Frontend with React/FSD - Designing a Dynamic Frontend with React Day 11 - 24-03-2026.docx
@@ -1483,6 +1483,1101 @@
         </w:rPr>
         <w:t xml:space="preserve"> </w:t>
       </w:r>
+    </w:p>
+    <w:p>
+      <w:pPr>
+        <w:rPr>
+          <w:lang w:val="en-US"/>
+        </w:rPr>
+      </w:pPr>
+    </w:p>
+    <w:p>
+      <w:pPr>
+        <w:rPr>
+          <w:lang w:val="en-US"/>
+        </w:rPr>
+      </w:pPr>
+    </w:p>
+    <w:p>
+      <w:pPr>
+        <w:rPr>
+          <w:lang w:val="en-US"/>
+        </w:rPr>
+      </w:pPr>
+    </w:p>
+    <w:p>
+      <w:pPr>
+        <w:rPr>
+          <w:lang w:val="en-US"/>
+        </w:rPr>
+      </w:pPr>
+    </w:p>
+    <w:p>
+      <w:pPr>
+        <w:rPr>
+          <w:lang w:val="en-US"/>
+        </w:rPr>
+      </w:pPr>
+    </w:p>
+    <w:p>
+      <w:pPr>
+        <w:rPr>
+          <w:lang w:val="en-US"/>
+        </w:rPr>
+      </w:pPr>
+    </w:p>
+    <w:p>
+      <w:pPr>
+        <w:rPr>
+          <w:lang w:val="en-US"/>
+        </w:rPr>
+      </w:pPr>
+    </w:p>
+    <w:p>
+      <w:pPr>
+        <w:rPr>
+          <w:lang w:val="en-US"/>
+        </w:rPr>
+      </w:pPr>
+    </w:p>
+    <w:p>
+      <w:pPr>
+        <w:rPr>
+          <w:lang w:val="en-US"/>
+        </w:rPr>
+      </w:pPr>
+    </w:p>
+    <w:p>
+      <w:pPr>
+        <w:rPr>
+          <w:lang w:val="en-US"/>
+        </w:rPr>
+      </w:pPr>
+    </w:p>
+    <w:p>
+      <w:pPr>
+        <w:rPr>
+          <w:lang w:val="en-US"/>
+        </w:rPr>
+      </w:pPr>
+    </w:p>
+    <w:p>
+      <w:pPr>
+        <w:rPr>
+          <w:lang w:val="en-US"/>
+        </w:rPr>
+      </w:pPr>
+    </w:p>
+    <w:p>
+      <w:pPr>
+        <w:rPr>
+          <w:lang w:val="en-US"/>
+        </w:rPr>
+      </w:pPr>
+    </w:p>
+    <w:p>
+      <w:pPr>
+        <w:rPr>
+          <w:lang w:val="en-US"/>
+        </w:rPr>
+      </w:pPr>
+    </w:p>
+    <w:p>
+      <w:pPr>
+        <w:rPr>
+          <w:lang w:val="en-US"/>
+        </w:rPr>
+      </w:pPr>
+    </w:p>
+    <w:p>
+      <w:pPr>
+        <w:rPr>
+          <w:lang w:val="en-US"/>
+        </w:rPr>
+      </w:pPr>
+      <w:r>
+        <w:rPr>
+          <w:lang w:val="en-US"/>
+        </w:rPr>
+        <w:t xml:space="preserve">HR portal App develop using React JS </w:t>
+      </w:r>
+    </w:p>
+    <w:p>
+      <w:pPr>
+        <w:rPr>
+          <w:lang w:val="en-US"/>
+        </w:rPr>
+      </w:pPr>
+      <w:r>
+        <w:rPr>
+          <w:lang w:val="en-US"/>
+        </w:rPr>
+        <w:t xml:space="preserve">Types of </w:t>
+      </w:r>
+      <w:proofErr w:type="gramStart"/>
+      <w:r>
+        <w:rPr>
+          <w:lang w:val="en-US"/>
+        </w:rPr>
+        <w:t>user</w:t>
+      </w:r>
+      <w:proofErr w:type="gramEnd"/>
+      <w:r>
+        <w:rPr>
+          <w:lang w:val="en-US"/>
+        </w:rPr>
+        <w:t xml:space="preserve"> </w:t>
+      </w:r>
+    </w:p>
+    <w:p>
+      <w:pPr>
+        <w:rPr>
+          <w:lang w:val="en-US"/>
+        </w:rPr>
+      </w:pPr>
+      <w:r>
+        <w:rPr>
+          <w:lang w:val="en-US"/>
+        </w:rPr>
+        <w:tab/>
+        <w:t>-</w:t>
+      </w:r>
+      <w:r>
+        <w:rPr>
+          <w:lang w:val="en-US"/>
+        </w:rPr>
+        <w:sym w:font="Wingdings" w:char="F0E0"/>
+      </w:r>
+      <w:r>
+        <w:rPr>
+          <w:lang w:val="en-US"/>
+        </w:rPr>
+        <w:t xml:space="preserve"> HR </w:t>
+      </w:r>
+    </w:p>
+    <w:p>
+      <w:pPr>
+        <w:rPr>
+          <w:lang w:val="en-US"/>
+        </w:rPr>
+      </w:pPr>
+      <w:r>
+        <w:rPr>
+          <w:lang w:val="en-US"/>
+        </w:rPr>
+        <w:tab/>
+      </w:r>
+      <w:r>
+        <w:rPr>
+          <w:lang w:val="en-US"/>
+        </w:rPr>
+        <w:sym w:font="Wingdings" w:char="F0E0"/>
+      </w:r>
+      <w:r>
+        <w:rPr>
+          <w:lang w:val="en-US"/>
+        </w:rPr>
+        <w:t xml:space="preserve"> Employee </w:t>
+      </w:r>
+      <w:r>
+        <w:rPr>
+          <w:lang w:val="en-US"/>
+        </w:rPr>
+        <w:tab/>
+      </w:r>
+    </w:p>
+    <w:p>
+      <w:pPr>
+        <w:rPr>
+          <w:lang w:val="en-US"/>
+        </w:rPr>
+      </w:pPr>
+      <w:r>
+        <w:rPr>
+          <w:lang w:val="en-US"/>
+        </w:rPr>
+        <w:tab/>
+      </w:r>
+      <w:proofErr w:type="spellStart"/>
+      <w:r>
+        <w:rPr>
+          <w:lang w:val="en-US"/>
+        </w:rPr>
+        <w:t>Login.jsx</w:t>
+      </w:r>
+      <w:proofErr w:type="spellEnd"/>
+      <w:r>
+        <w:rPr>
+          <w:lang w:val="en-US"/>
+        </w:rPr>
+        <w:t xml:space="preserve"> </w:t>
+      </w:r>
+      <w:r>
+        <w:rPr>
+          <w:lang w:val="en-US"/>
+        </w:rPr>
+        <w:tab/>
+      </w:r>
+      <w:r>
+        <w:rPr>
+          <w:lang w:val="en-US"/>
+        </w:rPr>
+        <w:tab/>
+      </w:r>
+      <w:proofErr w:type="spellStart"/>
+      <w:r>
+        <w:rPr>
+          <w:lang w:val="en-US"/>
+        </w:rPr>
+        <w:t>emai</w:t>
+      </w:r>
+      <w:proofErr w:type="spellEnd"/>
+      <w:r>
+        <w:rPr>
+          <w:lang w:val="en-US"/>
+        </w:rPr>
+        <w:t xml:space="preserve"> </w:t>
+      </w:r>
+      <w:proofErr w:type="spellStart"/>
+      <w:proofErr w:type="gramStart"/>
+      <w:r>
+        <w:rPr>
+          <w:lang w:val="en-US"/>
+        </w:rPr>
+        <w:t>ld</w:t>
+      </w:r>
+      <w:proofErr w:type="spellEnd"/>
+      <w:r>
+        <w:rPr>
+          <w:lang w:val="en-US"/>
+        </w:rPr>
+        <w:t xml:space="preserve"> ,</w:t>
+      </w:r>
+      <w:proofErr w:type="gramEnd"/>
+      <w:r>
+        <w:rPr>
+          <w:lang w:val="en-US"/>
+        </w:rPr>
+        <w:t xml:space="preserve"> password and </w:t>
+      </w:r>
+      <w:proofErr w:type="spellStart"/>
+      <w:r>
+        <w:rPr>
+          <w:lang w:val="en-US"/>
+        </w:rPr>
+        <w:t>typeofUser</w:t>
+      </w:r>
+      <w:proofErr w:type="spellEnd"/>
+    </w:p>
+    <w:p>
+      <w:pPr>
+        <w:rPr>
+          <w:lang w:val="en-US"/>
+        </w:rPr>
+      </w:pPr>
+      <w:r>
+        <w:rPr>
+          <w:lang w:val="en-US"/>
+        </w:rPr>
+        <w:tab/>
+        <w:t xml:space="preserve">If user is HR </w:t>
+      </w:r>
+    </w:p>
+    <w:p>
+      <w:pPr>
+        <w:rPr>
+          <w:lang w:val="en-US"/>
+        </w:rPr>
+      </w:pPr>
+      <w:r>
+        <w:rPr>
+          <w:lang w:val="en-US"/>
+        </w:rPr>
+        <w:tab/>
+        <w:t xml:space="preserve">Open the </w:t>
+      </w:r>
+      <w:proofErr w:type="spellStart"/>
+      <w:r>
+        <w:rPr>
+          <w:lang w:val="en-US"/>
+        </w:rPr>
+        <w:t>HrDashboard.jsx</w:t>
+      </w:r>
+      <w:proofErr w:type="spellEnd"/>
+      <w:r>
+        <w:rPr>
+          <w:lang w:val="en-US"/>
+        </w:rPr>
+        <w:t xml:space="preserve"> </w:t>
+      </w:r>
+    </w:p>
+    <w:p>
+      <w:pPr>
+        <w:rPr>
+          <w:lang w:val="en-US"/>
+        </w:rPr>
+      </w:pPr>
+      <w:r>
+        <w:rPr>
+          <w:lang w:val="en-US"/>
+        </w:rPr>
+        <w:tab/>
+      </w:r>
+      <w:r>
+        <w:rPr>
+          <w:lang w:val="en-US"/>
+        </w:rPr>
+        <w:tab/>
+        <w:t>Add Employee -</w:t>
+      </w:r>
+      <w:r>
+        <w:rPr>
+          <w:lang w:val="en-US"/>
+        </w:rPr>
+        <w:sym w:font="Wingdings" w:char="F0E0"/>
+      </w:r>
+      <w:r>
+        <w:rPr>
+          <w:lang w:val="en-US"/>
+        </w:rPr>
+        <w:t xml:space="preserve"> email id and department. </w:t>
+      </w:r>
+      <w:proofErr w:type="spellStart"/>
+      <w:r>
+        <w:rPr>
+          <w:lang w:val="en-US"/>
+        </w:rPr>
+        <w:t>AddEmployee.jsx</w:t>
+      </w:r>
+      <w:proofErr w:type="spellEnd"/>
+      <w:r>
+        <w:rPr>
+          <w:lang w:val="en-US"/>
+        </w:rPr>
+        <w:t xml:space="preserve"> </w:t>
+      </w:r>
+    </w:p>
+    <w:p>
+      <w:pPr>
+        <w:rPr>
+          <w:lang w:val="en-US"/>
+        </w:rPr>
+      </w:pPr>
+      <w:r>
+        <w:rPr>
+          <w:lang w:val="en-US"/>
+        </w:rPr>
+        <w:tab/>
+      </w:r>
+      <w:r>
+        <w:rPr>
+          <w:lang w:val="en-US"/>
+        </w:rPr>
+        <w:tab/>
+        <w:t>View All Employee details -</w:t>
+      </w:r>
+      <w:r>
+        <w:rPr>
+          <w:lang w:val="en-US"/>
+        </w:rPr>
+        <w:sym w:font="Wingdings" w:char="F0E0"/>
+      </w:r>
+      <w:proofErr w:type="spellStart"/>
+      <w:r>
+        <w:rPr>
+          <w:lang w:val="en-US"/>
+        </w:rPr>
+        <w:t>ViewEmployees.jsx</w:t>
+      </w:r>
+      <w:proofErr w:type="spellEnd"/>
+      <w:r>
+        <w:rPr>
+          <w:lang w:val="en-US"/>
+        </w:rPr>
+        <w:t xml:space="preserve"> </w:t>
+      </w:r>
+    </w:p>
+    <w:p>
+      <w:pPr>
+        <w:rPr>
+          <w:lang w:val="en-US"/>
+        </w:rPr>
+      </w:pPr>
+      <w:r>
+        <w:rPr>
+          <w:lang w:val="en-US"/>
+        </w:rPr>
+        <w:tab/>
+      </w:r>
+      <w:r>
+        <w:rPr>
+          <w:lang w:val="en-US"/>
+        </w:rPr>
+        <w:tab/>
+        <w:t xml:space="preserve">View All Employee leave request </w:t>
+      </w:r>
+      <w:r>
+        <w:rPr>
+          <w:lang w:val="en-US"/>
+        </w:rPr>
+        <w:sym w:font="Wingdings" w:char="F0E0"/>
+      </w:r>
+      <w:r>
+        <w:rPr>
+          <w:lang w:val="en-US"/>
+        </w:rPr>
+        <w:t xml:space="preserve"> </w:t>
+      </w:r>
+      <w:proofErr w:type="spellStart"/>
+      <w:r>
+        <w:rPr>
+          <w:lang w:val="en-US"/>
+        </w:rPr>
+        <w:t>ViewAllEmployeeLeaveInfo.jsx</w:t>
+      </w:r>
+      <w:proofErr w:type="spellEnd"/>
+      <w:r>
+        <w:rPr>
+          <w:lang w:val="en-US"/>
+        </w:rPr>
+        <w:t xml:space="preserve"> </w:t>
+      </w:r>
+    </w:p>
+    <w:p>
+      <w:pPr>
+        <w:rPr>
+          <w:lang w:val="en-US"/>
+        </w:rPr>
+      </w:pPr>
+      <w:r>
+        <w:rPr>
+          <w:lang w:val="en-US"/>
+        </w:rPr>
+        <w:tab/>
+        <w:t xml:space="preserve">If user is Employee </w:t>
+      </w:r>
+    </w:p>
+    <w:p>
+      <w:pPr>
+        <w:rPr>
+          <w:lang w:val="en-US"/>
+        </w:rPr>
+      </w:pPr>
+      <w:r>
+        <w:rPr>
+          <w:lang w:val="en-US"/>
+        </w:rPr>
+        <w:tab/>
+        <w:t xml:space="preserve">Open the </w:t>
+      </w:r>
+      <w:proofErr w:type="spellStart"/>
+      <w:r>
+        <w:rPr>
+          <w:lang w:val="en-US"/>
+        </w:rPr>
+        <w:t>EmployeeDashboard.jsx</w:t>
+      </w:r>
+      <w:proofErr w:type="spellEnd"/>
+      <w:r>
+        <w:rPr>
+          <w:lang w:val="en-US"/>
+        </w:rPr>
+        <w:t xml:space="preserve"> </w:t>
+      </w:r>
+    </w:p>
+    <w:p>
+      <w:pPr>
+        <w:rPr>
+          <w:lang w:val="en-US"/>
+        </w:rPr>
+      </w:pPr>
+      <w:r>
+        <w:rPr>
+          <w:lang w:val="en-US"/>
+        </w:rPr>
+        <w:tab/>
+      </w:r>
+      <w:r>
+        <w:rPr>
+          <w:lang w:val="en-US"/>
+        </w:rPr>
+        <w:tab/>
+        <w:t xml:space="preserve">View its own personal details </w:t>
+      </w:r>
+      <w:proofErr w:type="spellStart"/>
+      <w:r>
+        <w:rPr>
+          <w:lang w:val="en-US"/>
+        </w:rPr>
+        <w:t>ViewEmployeeInfo.jsx</w:t>
+      </w:r>
+      <w:proofErr w:type="spellEnd"/>
+      <w:r>
+        <w:rPr>
+          <w:lang w:val="en-US"/>
+        </w:rPr>
+        <w:t xml:space="preserve"> </w:t>
+      </w:r>
+    </w:p>
+    <w:p>
+      <w:pPr>
+        <w:rPr>
+          <w:lang w:val="en-US"/>
+        </w:rPr>
+      </w:pPr>
+      <w:r>
+        <w:rPr>
+          <w:lang w:val="en-US"/>
+        </w:rPr>
+        <w:tab/>
+      </w:r>
+      <w:r>
+        <w:rPr>
+          <w:lang w:val="en-US"/>
+        </w:rPr>
+        <w:tab/>
+        <w:t>Apply leave details -</w:t>
+      </w:r>
+      <w:r>
+        <w:rPr>
+          <w:lang w:val="en-US"/>
+        </w:rPr>
+        <w:sym w:font="Wingdings" w:char="F0E0"/>
+      </w:r>
+      <w:r>
+        <w:rPr>
+          <w:lang w:val="en-US"/>
+        </w:rPr>
+        <w:t xml:space="preserve"> </w:t>
+      </w:r>
+      <w:proofErr w:type="spellStart"/>
+      <w:r>
+        <w:rPr>
+          <w:lang w:val="en-US"/>
+        </w:rPr>
+        <w:t>ApplyLeave.jsx</w:t>
+      </w:r>
+      <w:proofErr w:type="spellEnd"/>
+      <w:r>
+        <w:rPr>
+          <w:lang w:val="en-US"/>
+        </w:rPr>
+        <w:t xml:space="preserve"> </w:t>
+      </w:r>
+    </w:p>
+    <w:p>
+      <w:pPr>
+        <w:rPr>
+          <w:lang w:val="en-US"/>
+        </w:rPr>
+      </w:pPr>
+      <w:r>
+        <w:rPr>
+          <w:lang w:val="en-US"/>
+        </w:rPr>
+        <w:tab/>
+      </w:r>
+      <w:r>
+        <w:rPr>
+          <w:lang w:val="en-US"/>
+        </w:rPr>
+        <w:tab/>
+        <w:t>View leave status -</w:t>
+      </w:r>
+      <w:r>
+        <w:rPr>
+          <w:lang w:val="en-US"/>
+        </w:rPr>
+        <w:sym w:font="Wingdings" w:char="F0E0"/>
+      </w:r>
+      <w:r>
+        <w:rPr>
+          <w:lang w:val="en-US"/>
+        </w:rPr>
+        <w:t xml:space="preserve"> </w:t>
+      </w:r>
+      <w:proofErr w:type="spellStart"/>
+      <w:r>
+        <w:rPr>
+          <w:lang w:val="en-US"/>
+        </w:rPr>
+        <w:t>ViewLeaveStat.jsx</w:t>
+      </w:r>
+      <w:proofErr w:type="spellEnd"/>
+      <w:r>
+        <w:rPr>
+          <w:lang w:val="en-US"/>
+        </w:rPr>
+        <w:t xml:space="preserve"> </w:t>
+      </w:r>
+    </w:p>
+    <w:p>
+      <w:pPr>
+        <w:rPr>
+          <w:lang w:val="en-US"/>
+        </w:rPr>
+      </w:pPr>
+      <w:r>
+        <w:rPr>
+          <w:lang w:val="en-US"/>
+        </w:rPr>
+        <w:tab/>
+      </w:r>
+      <w:proofErr w:type="spellStart"/>
+      <w:r>
+        <w:rPr>
+          <w:lang w:val="en-US"/>
+        </w:rPr>
+        <w:t>SignUp.jsx</w:t>
+      </w:r>
+      <w:proofErr w:type="spellEnd"/>
+      <w:r>
+        <w:rPr>
+          <w:lang w:val="en-US"/>
+        </w:rPr>
+        <w:t xml:space="preserve"> </w:t>
+      </w:r>
+      <w:r>
+        <w:rPr>
+          <w:lang w:val="en-US"/>
+        </w:rPr>
+        <w:tab/>
+      </w:r>
+      <w:r>
+        <w:rPr>
+          <w:lang w:val="en-US"/>
+        </w:rPr>
+        <w:tab/>
+        <w:t>-</w:t>
+      </w:r>
+      <w:r>
+        <w:rPr>
+          <w:lang w:val="en-US"/>
+        </w:rPr>
+        <w:sym w:font="Wingdings" w:char="F0E0"/>
+      </w:r>
+      <w:r>
+        <w:rPr>
+          <w:lang w:val="en-US"/>
+        </w:rPr>
+        <w:t xml:space="preserve"> Sing Up for new Employee </w:t>
+      </w:r>
+    </w:p>
+    <w:p>
+      <w:pPr>
+        <w:rPr>
+          <w:lang w:val="en-US"/>
+        </w:rPr>
+      </w:pPr>
+      <w:r>
+        <w:rPr>
+          <w:lang w:val="en-US"/>
+        </w:rPr>
+        <w:t xml:space="preserve"> </w:t>
+      </w:r>
+      <w:r>
+        <w:rPr>
+          <w:lang w:val="en-US"/>
+        </w:rPr>
+        <w:tab/>
+        <w:t xml:space="preserve">Display </w:t>
+      </w:r>
+      <w:proofErr w:type="gramStart"/>
+      <w:r>
+        <w:rPr>
+          <w:lang w:val="en-US"/>
+        </w:rPr>
+        <w:t>only</w:t>
+      </w:r>
+      <w:proofErr w:type="gramEnd"/>
+      <w:r>
+        <w:rPr>
+          <w:lang w:val="en-US"/>
+        </w:rPr>
+        <w:t xml:space="preserve"> </w:t>
+      </w:r>
+      <w:proofErr w:type="spellStart"/>
+      <w:r>
+        <w:rPr>
+          <w:lang w:val="en-US"/>
+        </w:rPr>
+        <w:t>emailId</w:t>
+      </w:r>
+      <w:proofErr w:type="spellEnd"/>
+      <w:r>
+        <w:rPr>
+          <w:lang w:val="en-US"/>
+        </w:rPr>
+        <w:t xml:space="preserve"> field. And check </w:t>
+      </w:r>
+      <w:proofErr w:type="spellStart"/>
+      <w:r>
+        <w:rPr>
+          <w:lang w:val="en-US"/>
+        </w:rPr>
+        <w:t>emailId</w:t>
+      </w:r>
+      <w:proofErr w:type="spellEnd"/>
+      <w:r>
+        <w:rPr>
+          <w:lang w:val="en-US"/>
+        </w:rPr>
+        <w:t xml:space="preserve"> from </w:t>
+      </w:r>
+      <w:proofErr w:type="spellStart"/>
+      <w:r>
+        <w:rPr>
+          <w:lang w:val="en-US"/>
+        </w:rPr>
+        <w:t>json</w:t>
+      </w:r>
+      <w:proofErr w:type="spellEnd"/>
+      <w:r>
+        <w:rPr>
+          <w:lang w:val="en-US"/>
+        </w:rPr>
+        <w:t xml:space="preserve"> file added by hr. if present then allow to add other information like password </w:t>
+      </w:r>
+      <w:proofErr w:type="gramStart"/>
+      <w:r>
+        <w:rPr>
+          <w:lang w:val="en-US"/>
+        </w:rPr>
+        <w:t>and etc.</w:t>
+      </w:r>
+      <w:proofErr w:type="gramEnd"/>
+      <w:r>
+        <w:rPr>
+          <w:lang w:val="en-US"/>
+        </w:rPr>
+        <w:t xml:space="preserve"> </w:t>
+      </w:r>
+    </w:p>
+    <w:p>
+      <w:pPr>
+        <w:rPr>
+          <w:lang w:val="en-US"/>
+        </w:rPr>
+      </w:pPr>
+      <w:r>
+        <w:rPr>
+          <w:lang w:val="en-US"/>
+        </w:rPr>
+        <w:tab/>
+      </w:r>
+    </w:p>
+    <w:p>
+      <w:pPr>
+        <w:rPr>
+          <w:lang w:val="en-US"/>
+        </w:rPr>
+      </w:pPr>
+    </w:p>
+    <w:p>
+      <w:pPr>
+        <w:rPr>
+          <w:lang w:val="en-US"/>
+        </w:rPr>
+      </w:pPr>
+    </w:p>
+    <w:p>
+      <w:pPr>
+        <w:rPr>
+          <w:lang w:val="en-US"/>
+        </w:rPr>
+      </w:pPr>
+      <w:proofErr w:type="spellStart"/>
+      <w:r>
+        <w:rPr>
+          <w:lang w:val="en-US"/>
+        </w:rPr>
+        <w:t>Db.json</w:t>
+      </w:r>
+      <w:proofErr w:type="spellEnd"/>
+      <w:r>
+        <w:rPr>
+          <w:lang w:val="en-US"/>
+        </w:rPr>
+        <w:t xml:space="preserve"> file </w:t>
+      </w:r>
+    </w:p>
+    <w:p>
+      <w:pPr>
+        <w:rPr>
+          <w:lang w:val="en-US"/>
+        </w:rPr>
+      </w:pPr>
+    </w:p>
+    <w:p>
+      <w:pPr>
+        <w:rPr>
+          <w:lang w:val="en-US"/>
+        </w:rPr>
+      </w:pPr>
+    </w:p>
+    <w:p>
+      <w:pPr>
+        <w:rPr>
+          <w:lang w:val="en-US"/>
+        </w:rPr>
+      </w:pPr>
+    </w:p>
+    <w:p>
+      <w:pPr>
+        <w:rPr>
+          <w:lang w:val="en-US"/>
+        </w:rPr>
+      </w:pPr>
+    </w:p>
+    <w:p>
+      <w:pPr>
+        <w:rPr>
+          <w:lang w:val="en-US"/>
+        </w:rPr>
+      </w:pPr>
+    </w:p>
+    <w:p>
+      <w:pPr>
+        <w:rPr>
+          <w:lang w:val="en-US"/>
+        </w:rPr>
+      </w:pPr>
+      <w:proofErr w:type="spellStart"/>
+      <w:r>
+        <w:rPr>
+          <w:lang w:val="en-US"/>
+        </w:rPr>
+        <w:lastRenderedPageBreak/>
+        <w:t>npm</w:t>
+      </w:r>
+      <w:proofErr w:type="spellEnd"/>
+      <w:r>
+        <w:rPr>
+          <w:lang w:val="en-US"/>
+        </w:rPr>
+        <w:t xml:space="preserve"> create </w:t>
+      </w:r>
+      <w:proofErr w:type="spellStart"/>
+      <w:r>
+        <w:rPr>
+          <w:lang w:val="en-US"/>
+        </w:rPr>
+        <w:t>vite@latest</w:t>
+      </w:r>
+      <w:proofErr w:type="spellEnd"/>
+      <w:r>
+        <w:rPr>
+          <w:lang w:val="en-US"/>
+        </w:rPr>
+        <w:t xml:space="preserve"> react-</w:t>
+      </w:r>
+      <w:proofErr w:type="spellStart"/>
+      <w:r>
+        <w:rPr>
+          <w:lang w:val="en-US"/>
+        </w:rPr>
+        <w:t>hr</w:t>
+      </w:r>
+      <w:proofErr w:type="spellEnd"/>
+      <w:r>
+        <w:rPr>
+          <w:lang w:val="en-US"/>
+        </w:rPr>
+        <w:t>-portal</w:t>
+      </w:r>
+    </w:p>
+    <w:p>
+      <w:pPr>
+        <w:rPr>
+          <w:lang w:val="en-US"/>
+        </w:rPr>
+      </w:pPr>
+      <w:r>
+        <w:rPr>
+          <w:lang w:val="en-US"/>
+        </w:rPr>
+        <w:t xml:space="preserve">react </w:t>
+      </w:r>
+      <w:proofErr w:type="spellStart"/>
+      <w:r>
+        <w:rPr>
+          <w:lang w:val="en-US"/>
+        </w:rPr>
+        <w:t>js</w:t>
+      </w:r>
+      <w:proofErr w:type="spellEnd"/>
+      <w:r>
+        <w:rPr>
+          <w:lang w:val="en-US"/>
+        </w:rPr>
+        <w:t xml:space="preserve"> </w:t>
+      </w:r>
+    </w:p>
+    <w:p>
+      <w:pPr>
+        <w:rPr>
+          <w:lang w:val="en-US"/>
+        </w:rPr>
+      </w:pPr>
+      <w:proofErr w:type="spellStart"/>
+      <w:r>
+        <w:rPr>
+          <w:lang w:val="en-US"/>
+        </w:rPr>
+        <w:t>javascript</w:t>
+      </w:r>
+      <w:proofErr w:type="spellEnd"/>
+      <w:r>
+        <w:rPr>
+          <w:lang w:val="en-US"/>
+        </w:rPr>
+        <w:t xml:space="preserve"> </w:t>
+      </w:r>
+    </w:p>
+    <w:p>
+      <w:pPr>
+        <w:rPr>
+          <w:lang w:val="en-US"/>
+        </w:rPr>
+      </w:pPr>
+      <w:r>
+        <w:rPr>
+          <w:lang w:val="en-US"/>
+        </w:rPr>
+        <w:t xml:space="preserve">cd </w:t>
+      </w:r>
+      <w:r>
+        <w:rPr>
+          <w:lang w:val="en-US"/>
+        </w:rPr>
+        <w:t>react-</w:t>
+      </w:r>
+      <w:proofErr w:type="spellStart"/>
+      <w:r>
+        <w:rPr>
+          <w:lang w:val="en-US"/>
+        </w:rPr>
+        <w:t>hr</w:t>
+      </w:r>
+      <w:proofErr w:type="spellEnd"/>
+      <w:r>
+        <w:rPr>
+          <w:lang w:val="en-US"/>
+        </w:rPr>
+        <w:t>-portal</w:t>
+      </w:r>
+    </w:p>
+    <w:p>
+      <w:pPr>
+        <w:rPr>
+          <w:lang w:val="en-US"/>
+        </w:rPr>
+      </w:pPr>
+      <w:proofErr w:type="spellStart"/>
+      <w:r>
+        <w:rPr>
+          <w:lang w:val="en-US"/>
+        </w:rPr>
+        <w:t>npm</w:t>
+      </w:r>
+      <w:proofErr w:type="spellEnd"/>
+      <w:r>
+        <w:rPr>
+          <w:lang w:val="en-US"/>
+        </w:rPr>
+        <w:t xml:space="preserve"> install </w:t>
+      </w:r>
+    </w:p>
+    <w:p>
+      <w:pPr>
+        <w:rPr>
+          <w:lang w:val="en-US"/>
+        </w:rPr>
+      </w:pPr>
+      <w:proofErr w:type="spellStart"/>
+      <w:r>
+        <w:rPr>
+          <w:lang w:val="en-US"/>
+        </w:rPr>
+        <w:t>npm</w:t>
+      </w:r>
+      <w:proofErr w:type="spellEnd"/>
+      <w:r>
+        <w:rPr>
+          <w:lang w:val="en-US"/>
+        </w:rPr>
+        <w:t xml:space="preserve"> install </w:t>
+      </w:r>
+      <w:proofErr w:type="spellStart"/>
+      <w:r>
+        <w:rPr>
+          <w:lang w:val="en-US"/>
+        </w:rPr>
+        <w:t>axios</w:t>
+      </w:r>
+      <w:proofErr w:type="spellEnd"/>
+      <w:r>
+        <w:rPr>
+          <w:lang w:val="en-US"/>
+        </w:rPr>
+        <w:t xml:space="preserve"> react-router-</w:t>
+      </w:r>
+      <w:proofErr w:type="spellStart"/>
+      <w:r>
+        <w:rPr>
+          <w:lang w:val="en-US"/>
+        </w:rPr>
+        <w:t>dom</w:t>
+      </w:r>
+      <w:proofErr w:type="spellEnd"/>
+      <w:r>
+        <w:rPr>
+          <w:lang w:val="en-US"/>
+        </w:rPr>
+        <w:t xml:space="preserve"> </w:t>
+      </w:r>
+    </w:p>
+    <w:p>
+      <w:pPr>
+        <w:rPr>
+          <w:lang w:val="en-US"/>
+        </w:rPr>
+      </w:pPr>
+    </w:p>
+    <w:p>
+      <w:pPr>
+        <w:rPr>
+          <w:lang w:val="en-US"/>
+        </w:rPr>
+      </w:pPr>
+    </w:p>
+    <w:p>
+      <w:pPr>
+        <w:rPr>
+          <w:lang w:val="en-US"/>
+        </w:rPr>
+      </w:pPr>
+    </w:p>
+    <w:p>
+      <w:pPr>
+        <w:rPr>
+          <w:lang w:val="en-US"/>
+        </w:rPr>
+      </w:pPr>
+    </w:p>
+    <w:p>
+      <w:pPr>
+        <w:rPr>
+          <w:lang w:val="en-US"/>
+        </w:rPr>
+      </w:pPr>
+    </w:p>
+    <w:p>
+      <w:pPr>
+        <w:rPr>
+          <w:lang w:val="en-US"/>
+        </w:rPr>
+      </w:pPr>
     </w:p>
     <w:p>
       <w:pPr>
